--- a/tema3/plantillas/Actividad_3_1_INU_Plantilla.docx
+++ b/tema3/plantillas/Actividad_3_1_INU_Plantilla.docx
@@ -167,7 +167,7 @@
                 <w:sz w:val="20"/>
                 <w:szCs w:val="20"/>
               </w:rPr>
-              <w:t xml:space="preserve">Identificador de recursos usado (ej. escaparate-front-&lt;tu-identificador&gt;): _______________________</w:t>
+              <w:t xml:space="preserve">Identificador de recursos usado (ej. festival-fotos-&lt;tu-identificador&gt;): _______________________</w:t>
             </w:r>
           </w:p>
           <w:p>
@@ -236,7 +236,7 @@
           <w:sz w:val="24"/>
           <w:szCs w:val="24"/>
         </w:rPr>
-        <w:t xml:space="preserve">Paso 1 — Protege el front con versionado y ciclo de vida</w:t>
+        <w:t xml:space="preserve">Paso 1 — Prepara el escenario: bucket nuevo e instancias del festival</w:t>
       </w:r>
     </w:p>
     <w:tbl>
@@ -282,7 +282,7 @@
                 <w:sz w:val="20"/>
                 <w:szCs w:val="20"/>
               </w:rPr>
-              <w:t xml:space="preserve">📸 Versionado habilitado en las propiedades del bucket (actividad_3_1_paso1_a.png)</w:t>
+              <w:t xml:space="preserve">📸 Bucket S3 creado para las fotos del festival (actividad_3_1_paso1_a.png)</w:t>
             </w:r>
           </w:p>
         </w:tc>
@@ -651,7 +651,7 @@
           <w:sz w:val="24"/>
           <w:szCs w:val="24"/>
         </w:rPr>
-        <w:t xml:space="preserve">Paso 3 — Comparte las imágenes del catálogo con EFS</w:t>
+        <w:t xml:space="preserve">Paso 3 — Comparte las fotos entre las dos instancias con EFS</w:t>
       </w:r>
     </w:p>
     <w:tbl>
@@ -790,7 +790,7 @@
                 <w:sz w:val="20"/>
                 <w:szCs w:val="20"/>
               </w:rPr>
-              <w:t xml:space="preserve">📸 El mismo fichero visible desde las dos instancias tras montar el EFS (actividad_3_1_paso3_b.png)</w:t>
+              <w:t xml:space="preserve">📸 La misma foto visible desde las dos instancias tras montar el EFS (actividad_3_1_paso3_b.png)</w:t>
             </w:r>
           </w:p>
         </w:tc>
@@ -875,7 +875,7 @@
           <w:sz w:val="22"/>
           <w:szCs w:val="22"/>
         </w:rPr>
-        <w:t xml:space="preserve">Has resuelto la misma pregunta —¿dónde guardo esto?— de tres formas distintas en la misma sesión. Si mañana necesitaras guardar los informes de ventas mensuales de Escaparate, que solo lee un proceso una vez al mes, ¿cuál de las tres familias elegirías y por qué esa y no las otras dos?</w:t>
+        <w:t xml:space="preserve">Has resuelto la misma pregunta —¿dónde guardo esto?— de tres formas distintas en la misma sesión. Si mañana necesitaras guardar las grabaciones completas de los conciertos del festival, un archivo pesado que casi nadie va a volver a consultar salvo que haya una reclamación puntual, ¿cuál de las tres familias elegirías y por qué esa y no las otras dos?</w:t>
       </w:r>
     </w:p>
     <w:tbl>
@@ -1085,7 +1085,7 @@
           <w:sz w:val="22"/>
           <w:szCs w:val="22"/>
         </w:rPr>
-        <w:t xml:space="preserve">Borra 'por accidente' un objeto del bucket versionado del Paso 1, y recupéralo sin perder ni una versión. Documenta cómo lo has hecho.</w:t>
+        <w:t xml:space="preserve">Borra 'por accidente' una foto del bucket versionado del Paso 1, y recupérala sin perder ni una versión. Documenta cómo lo has hecho.</w:t>
       </w:r>
     </w:p>
     <w:tbl>
@@ -1131,7 +1131,7 @@
                 <w:sz w:val="20"/>
                 <w:szCs w:val="20"/>
               </w:rPr>
-              <w:t xml:space="preserve">📸 Objeto recuperado y su historial de versiones</w:t>
+              <w:t xml:space="preserve">📸 Foto recuperada y su historial de versiones</w:t>
             </w:r>
           </w:p>
         </w:tc>
@@ -1337,7 +1337,7 @@
           <w:sz w:val="22"/>
           <w:szCs w:val="22"/>
         </w:rPr>
-        <w:t xml:space="preserve">Para tres casos de uso (informes mensuales, front de Escaparate, copia de seguridad diaria de la base de datos), elige familia y clase de almacenamiento calculando coste estimado por GB y por operación. Justifica cada elección.</w:t>
+        <w:t xml:space="preserve">Para tres casos de uso (fotos de asistentes ya archivadas, listado de control de acceso consultado constantemente durante el evento, copia de seguridad diaria de la base de datos de reservas), elige familia y clase de almacenamiento calculando coste estimado por GB y por operación. Justifica cada elección.</w:t>
       </w:r>
     </w:p>
     <w:tbl>

--- a/tema3/plantillas/Actividad_3_1_INU_Plantilla.docx
+++ b/tema3/plantillas/Actividad_3_1_INU_Plantilla.docx
@@ -282,7 +282,7 @@
                 <w:sz w:val="20"/>
                 <w:szCs w:val="20"/>
               </w:rPr>
-              <w:t xml:space="preserve">📸 Bucket S3 creado para las fotos del festival (actividad_3_1_paso1_a.png)</w:t>
+              <w:t xml:space="preserve">📸 Bucket S3 creado para las fotos del festival</w:t>
             </w:r>
           </w:p>
         </w:tc>
@@ -375,7 +375,7 @@
                 <w:sz w:val="20"/>
                 <w:szCs w:val="20"/>
               </w:rPr>
-              <w:t xml:space="preserve">📸 Regla de ciclo de vida configurada, moviendo versiones antiguas a acceso infrecuente (actividad_3_1_paso1_b.png)</w:t>
+              <w:t xml:space="preserve">📸 Regla de ciclo de vida configurada, moviendo versiones antiguas a acceso infrecuente</w:t>
             </w:r>
           </w:p>
         </w:tc>
@@ -468,7 +468,7 @@
                 <w:sz w:val="20"/>
                 <w:szCs w:val="20"/>
               </w:rPr>
-              <w:t xml:space="preserve">📸 Listado de versiones del fichero, mostrando al menos dos (actividad_3_1_paso1_c.png)</w:t>
+              <w:t xml:space="preserve">📸 Listado de versiones del fichero, mostrando al menos dos</w:t>
             </w:r>
           </w:p>
         </w:tc>
@@ -697,7 +697,7 @@
                 <w:sz w:val="20"/>
                 <w:szCs w:val="20"/>
               </w:rPr>
-              <w:t xml:space="preserve">📸 Sistema de archivos EFS creado, con sus dos puntos de montaje (actividad_3_1_paso3_a.png)</w:t>
+              <w:t xml:space="preserve">📸 Sistema de archivos EFS creado, con sus dos puntos de montaje</w:t>
             </w:r>
           </w:p>
         </w:tc>
@@ -790,7 +790,7 @@
                 <w:sz w:val="20"/>
                 <w:szCs w:val="20"/>
               </w:rPr>
-              <w:t xml:space="preserve">📸 La misma foto visible desde las dos instancias tras montar el EFS (actividad_3_1_paso3_b.png)</w:t>
+              <w:t xml:space="preserve">📸 La misma foto visible desde las dos instancias tras montar el EFS</w:t>
             </w:r>
           </w:p>
         </w:tc>

--- a/tema3/plantillas/Actividad_3_1_INU_Plantilla.docx
+++ b/tema3/plantillas/Actividad_3_1_INU_Plantilla.docx
@@ -168,20 +168,6 @@
                 <w:szCs w:val="20"/>
               </w:rPr>
               <w:t xml:space="preserve">Identificador de recursos usado (ej. festival-fotos-&lt;tu-identificador&gt;): _______________________</w:t>
-            </w:r>
-          </w:p>
-          <w:p>
-            <w:pPr>
-              <w:spacing w:after="60"/>
-            </w:pPr>
-            <w:r>
-              <w:rPr>
-                <w:rFonts w:ascii="Arial" w:cs="Arial" w:eastAsia="Arial" w:hAnsi="Arial"/>
-                <w:color w:val="263238"/>
-                <w:sz w:val="20"/>
-                <w:szCs w:val="20"/>
-              </w:rPr>
-              <w:t xml:space="preserve">Repositorio Git de tu proyecto (URL): ___________________________________</w:t>
             </w:r>
           </w:p>
         </w:tc>

--- a/tema3/plantillas/Actividad_3_1_INU_Plantilla.docx
+++ b/tema3/plantillas/Actividad_3_1_INU_Plantilla.docx
@@ -222,7 +222,7 @@
           <w:sz w:val="24"/>
           <w:szCs w:val="24"/>
         </w:rPr>
-        <w:t xml:space="preserve">Paso 1 — Prepara el escenario: bucket nuevo e instancias del festival</w:t>
+        <w:t xml:space="preserve">Paso 1 — Despliega la red y prepara el escenario</w:t>
       </w:r>
     </w:p>
     <w:tbl>
@@ -525,7 +525,7 @@
           <w:sz w:val="24"/>
           <w:szCs w:val="24"/>
         </w:rPr>
-        <w:t xml:space="preserve">Paso 2 — Amplía el disco de una instancia por CLI</w:t>
+        <w:t xml:space="preserve">Paso 2 — Amplía el disco de una instancia, sin cortar el servicio</w:t>
       </w:r>
     </w:p>
     <w:tbl>
@@ -618,27 +618,8 @@
     </w:tbl>
     <w:p>
       <w:pPr>
-        <w:spacing w:after="200"/>
-      </w:pPr>
-    </w:p>
-    <w:p>
-      <w:pPr>
-        <w:pBdr>
-          <w:bottom w:val="single" w:color="FFA000" w:sz="4" w:space="1"/>
-        </w:pBdr>
-        <w:spacing w:after="120" w:before="240"/>
-      </w:pPr>
-      <w:r>
-        <w:rPr>
-          <w:rFonts w:ascii="Arial" w:cs="Arial" w:eastAsia="Arial" w:hAnsi="Arial"/>
-          <w:b/>
-          <w:bCs/>
-          <w:color w:val="3949AB"/>
-          <w:sz w:val="24"/>
-          <w:szCs w:val="24"/>
-        </w:rPr>
-        <w:t xml:space="preserve">Paso 3 — Comparte las fotos entre las dos instancias con EFS</w:t>
-      </w:r>
+        <w:spacing w:after="120"/>
+      </w:pPr>
     </w:p>
     <w:tbl>
       <w:tblPr>
@@ -683,7 +664,7 @@
                 <w:sz w:val="20"/>
                 <w:szCs w:val="20"/>
               </w:rPr>
-              <w:t xml:space="preserve">📸 Sistema de archivos EFS creado, con sus dos puntos de montaje</w:t>
+              <w:t xml:space="preserve">📸 Comando dentro de la instancia mostrando el nuevo tamaño disponible</w:t>
             </w:r>
           </w:p>
         </w:tc>
@@ -730,8 +711,27 @@
     </w:tbl>
     <w:p>
       <w:pPr>
-        <w:spacing w:after="120"/>
-      </w:pPr>
+        <w:spacing w:after="200"/>
+      </w:pPr>
+    </w:p>
+    <w:p>
+      <w:pPr>
+        <w:pBdr>
+          <w:bottom w:val="single" w:color="FFA000" w:sz="4" w:space="1"/>
+        </w:pBdr>
+        <w:spacing w:after="120" w:before="240"/>
+      </w:pPr>
+      <w:r>
+        <w:rPr>
+          <w:rFonts w:ascii="Arial" w:cs="Arial" w:eastAsia="Arial" w:hAnsi="Arial"/>
+          <w:b/>
+          <w:bCs/>
+          <w:color w:val="3949AB"/>
+          <w:sz w:val="24"/>
+          <w:szCs w:val="24"/>
+        </w:rPr>
+        <w:t xml:space="preserve">Paso 3 — Comparte las fotos entre las dos instancias con EFS</w:t>
+      </w:r>
     </w:p>
     <w:tbl>
       <w:tblPr>
@@ -776,7 +776,7 @@
                 <w:sz w:val="20"/>
                 <w:szCs w:val="20"/>
               </w:rPr>
-              <w:t xml:space="preserve">📸 La misma foto visible desde las dos instancias tras montar el EFS</w:t>
+              <w:t xml:space="preserve">📸 Sistema de archivos EFS creado, con sus dos puntos de montaje</w:t>
             </w:r>
           </w:p>
         </w:tc>
@@ -823,46 +823,8 @@
     </w:tbl>
     <w:p>
       <w:pPr>
-        <w:spacing w:after="200"/>
-      </w:pPr>
-    </w:p>
-    <w:p>
-      <w:r>
-        <w:br w:type="page"/>
-      </w:r>
-    </w:p>
-    <w:p>
-      <w:pPr>
-        <w:pBdr>
-          <w:bottom w:val="single" w:color="FFA000" w:sz="4" w:space="1"/>
-        </w:pBdr>
-        <w:spacing w:after="120" w:before="240"/>
-      </w:pPr>
-      <w:r>
-        <w:rPr>
-          <w:rFonts w:ascii="Arial" w:cs="Arial" w:eastAsia="Arial" w:hAnsi="Arial"/>
-          <w:b/>
-          <w:bCs/>
-          <w:color w:val="3949AB"/>
-          <w:sz w:val="24"/>
-          <w:szCs w:val="24"/>
-        </w:rPr>
-        <w:t xml:space="preserve">Reflexiona</w:t>
-      </w:r>
-    </w:p>
-    <w:p>
-      <w:pPr>
-        <w:spacing w:after="100"/>
-      </w:pPr>
-      <w:r>
-        <w:rPr>
-          <w:rFonts w:ascii="Arial" w:cs="Arial" w:eastAsia="Arial" w:hAnsi="Arial"/>
-          <w:color w:val="212121"/>
-          <w:sz w:val="22"/>
-          <w:szCs w:val="22"/>
-        </w:rPr>
-        <w:t xml:space="preserve">Has resuelto la misma pregunta —¿dónde guardo esto?— de tres formas distintas en la misma sesión. Si mañana necesitaras guardar las grabaciones completas de los conciertos del festival, un archivo pesado que casi nadie va a volver a consultar salvo que haya una reclamación puntual, ¿cuál de las tres familias elegirías y por qué esa y no las otras dos?</w:t>
-      </w:r>
+        <w:spacing w:after="120"/>
+      </w:pPr>
     </w:p>
     <w:tbl>
       <w:tblPr>
@@ -880,8 +842,41 @@
         <w:gridCol w:w="9638"/>
       </w:tblGrid>
       <w:tr>
+        <w:tc>
+          <w:tcPr>
+            <w:tcW w:type="dxa" w:w="9638"/>
+            <w:tcBorders>
+              <w:top w:val="none" w:color="FFFFFF" w:sz="0"/>
+              <w:left w:val="none" w:color="FFFFFF" w:sz="0"/>
+              <w:bottom w:val="none" w:color="FFFFFF" w:sz="0"/>
+              <w:right w:val="none" w:color="FFFFFF" w:sz="0"/>
+            </w:tcBorders>
+            <w:shd w:fill="3949AB" w:val="clear"/>
+            <w:tcMar>
+              <w:top w:type="dxa" w:w="80"/>
+              <w:left w:type="dxa" w:w="160"/>
+              <w:bottom w:type="dxa" w:w="80"/>
+              <w:right w:type="dxa" w:w="160"/>
+            </w:tcMar>
+          </w:tcPr>
+          <w:p>
+            <w:r>
+              <w:rPr>
+                <w:rFonts w:ascii="Arial" w:cs="Arial" w:eastAsia="Arial" w:hAnsi="Arial"/>
+                <w:b/>
+                <w:bCs/>
+                <w:color w:val="FFFFFF"/>
+                <w:sz w:val="20"/>
+                <w:szCs w:val="20"/>
+              </w:rPr>
+              <w:t xml:space="preserve">📸 La misma foto visible desde las dos instancias tras montar el EFS</w:t>
+            </w:r>
+          </w:p>
+        </w:tc>
+      </w:tr>
+      <w:tr>
         <w:trPr>
-          <w:trHeight w:val="480"/>
+          <w:trHeight w:val="2400"/>
         </w:trPr>
         <w:tc>
           <w:tcPr>
@@ -894,115 +889,26 @@
             </w:tcBorders>
             <w:shd w:fill="FAFAFA" w:val="clear"/>
             <w:tcMar>
-              <w:top w:type="dxa" w:w="60"/>
-              <w:left w:type="dxa" w:w="160"/>
-              <w:bottom w:type="dxa" w:w="60"/>
-              <w:right w:type="dxa" w:w="160"/>
-            </w:tcMar>
-          </w:tcPr>
-          <w:p>
-            <w:r>
-              <w:rPr>
-                <w:sz w:val="22"/>
-                <w:szCs w:val="22"/>
-              </w:rPr>
-              <w:t xml:space="preserve"/>
-            </w:r>
-          </w:p>
-        </w:tc>
-      </w:tr>
-      <w:tr>
-        <w:trPr>
-          <w:trHeight w:val="480"/>
-        </w:trPr>
-        <w:tc>
-          <w:tcPr>
-            <w:tcW w:type="dxa" w:w="9638"/>
-            <w:tcBorders>
-              <w:top w:val="single" w:color="E0E0E0" w:sz="4"/>
-              <w:left w:val="single" w:color="E0E0E0" w:sz="4"/>
-              <w:bottom w:val="single" w:color="E0E0E0" w:sz="4"/>
-              <w:right w:val="single" w:color="E0E0E0" w:sz="4"/>
-            </w:tcBorders>
-            <w:shd w:fill="FAFAFA" w:val="clear"/>
-            <w:tcMar>
-              <w:top w:type="dxa" w:w="60"/>
-              <w:left w:type="dxa" w:w="160"/>
-              <w:bottom w:type="dxa" w:w="60"/>
-              <w:right w:type="dxa" w:w="160"/>
-            </w:tcMar>
-          </w:tcPr>
-          <w:p>
-            <w:r>
-              <w:rPr>
-                <w:sz w:val="22"/>
-                <w:szCs w:val="22"/>
-              </w:rPr>
-              <w:t xml:space="preserve"/>
-            </w:r>
-          </w:p>
-        </w:tc>
-      </w:tr>
-      <w:tr>
-        <w:trPr>
-          <w:trHeight w:val="480"/>
-        </w:trPr>
-        <w:tc>
-          <w:tcPr>
-            <w:tcW w:type="dxa" w:w="9638"/>
-            <w:tcBorders>
-              <w:top w:val="single" w:color="E0E0E0" w:sz="4"/>
-              <w:left w:val="single" w:color="E0E0E0" w:sz="4"/>
-              <w:bottom w:val="single" w:color="E0E0E0" w:sz="4"/>
-              <w:right w:val="single" w:color="E0E0E0" w:sz="4"/>
-            </w:tcBorders>
-            <w:shd w:fill="FAFAFA" w:val="clear"/>
-            <w:tcMar>
-              <w:top w:type="dxa" w:w="60"/>
-              <w:left w:type="dxa" w:w="160"/>
-              <w:bottom w:type="dxa" w:w="60"/>
-              <w:right w:type="dxa" w:w="160"/>
-            </w:tcMar>
-          </w:tcPr>
-          <w:p>
-            <w:r>
-              <w:rPr>
-                <w:sz w:val="22"/>
-                <w:szCs w:val="22"/>
-              </w:rPr>
-              <w:t xml:space="preserve"/>
-            </w:r>
-          </w:p>
-        </w:tc>
-      </w:tr>
-      <w:tr>
-        <w:trPr>
-          <w:trHeight w:val="480"/>
-        </w:trPr>
-        <w:tc>
-          <w:tcPr>
-            <w:tcW w:type="dxa" w:w="9638"/>
-            <w:tcBorders>
-              <w:top w:val="single" w:color="E0E0E0" w:sz="4"/>
-              <w:left w:val="single" w:color="E0E0E0" w:sz="4"/>
-              <w:bottom w:val="single" w:color="E0E0E0" w:sz="4"/>
-              <w:right w:val="single" w:color="E0E0E0" w:sz="4"/>
-            </w:tcBorders>
-            <w:shd w:fill="FAFAFA" w:val="clear"/>
-            <w:tcMar>
-              <w:top w:type="dxa" w:w="60"/>
-              <w:left w:type="dxa" w:w="160"/>
-              <w:bottom w:type="dxa" w:w="60"/>
-              <w:right w:type="dxa" w:w="160"/>
-            </w:tcMar>
-          </w:tcPr>
-          <w:p>
-            <w:r>
-              <w:rPr>
-                <w:sz w:val="22"/>
-                <w:szCs w:val="22"/>
-              </w:rPr>
-              <w:t xml:space="preserve"/>
+              <w:top w:type="dxa" w:w="80"/>
+              <w:left w:type="dxa" w:w="160"/>
+              <w:bottom w:type="dxa" w:w="80"/>
+              <w:right w:type="dxa" w:w="160"/>
+            </w:tcMar>
+          </w:tcPr>
+          <w:p>
+            <w:pPr>
+              <w:jc w:val="center"/>
+            </w:pPr>
+            <w:r>
+              <w:rPr>
+                <w:rFonts w:ascii="Arial" w:cs="Arial" w:eastAsia="Arial" w:hAnsi="Arial"/>
+                <w:i/>
+                <w:iCs/>
+                <w:color w:val="757575"/>
+                <w:sz w:val="20"/>
+                <w:szCs w:val="20"/>
+              </w:rPr>
+              <w:t xml:space="preserve">[Pega aquí la captura de pantalla]</w:t>
             </w:r>
           </w:p>
         </w:tc>
@@ -1017,29 +923,6 @@
       <w:r>
         <w:br w:type="page"/>
       </w:r>
-    </w:p>
-    <w:p>
-      <w:pPr>
-        <w:shd w:fill="3949AB" w:val="clear"/>
-        <w:spacing w:after="0" w:before="320"/>
-        <w:ind w:left="200" w:right="200"/>
-      </w:pPr>
-      <w:r>
-        <w:rPr>
-          <w:rFonts w:ascii="Arial" w:cs="Arial" w:eastAsia="Arial" w:hAnsi="Arial"/>
-          <w:b/>
-          <w:bCs/>
-          <w:color w:val="FFFFFF"/>
-          <w:sz w:val="26"/>
-          <w:szCs w:val="26"/>
-        </w:rPr>
-        <w:t xml:space="preserve">Parte B — Reto: recuperar, ampliar en caliente y decidir por coste</w:t>
-      </w:r>
-    </w:p>
-    <w:p>
-      <w:pPr>
-        <w:spacing w:after="120"/>
-      </w:pPr>
     </w:p>
     <w:p>
       <w:pPr>
@@ -1057,7 +940,7 @@
           <w:sz w:val="24"/>
           <w:szCs w:val="24"/>
         </w:rPr>
-        <w:t xml:space="preserve">Recupera lo irrecuperable</w:t>
+        <w:t xml:space="preserve">Reflexiona</w:t>
       </w:r>
     </w:p>
     <w:p>
@@ -1071,7 +954,7 @@
           <w:sz w:val="22"/>
           <w:szCs w:val="22"/>
         </w:rPr>
-        <w:t xml:space="preserve">Borra 'por accidente' una foto del bucket versionado del Paso 1, y recupérala sin perder ni una versión. Documenta cómo lo has hecho.</w:t>
+        <w:t xml:space="preserve">Has resuelto la misma pregunta —¿dónde guardo esto?— de tres formas distintas en la misma sesión. Si mañana necesitaras guardar las grabaciones completas de los conciertos del festival, un archivo pesado que casi nadie va a volver a consultar salvo que haya una reclamación puntual, ¿cuál de las tres familias elegirías y por qué esa y no las otras dos?</w:t>
       </w:r>
     </w:p>
     <w:tbl>
@@ -1090,41 +973,8 @@
         <w:gridCol w:w="9638"/>
       </w:tblGrid>
       <w:tr>
-        <w:tc>
-          <w:tcPr>
-            <w:tcW w:type="dxa" w:w="9638"/>
-            <w:tcBorders>
-              <w:top w:val="none" w:color="FFFFFF" w:sz="0"/>
-              <w:left w:val="none" w:color="FFFFFF" w:sz="0"/>
-              <w:bottom w:val="none" w:color="FFFFFF" w:sz="0"/>
-              <w:right w:val="none" w:color="FFFFFF" w:sz="0"/>
-            </w:tcBorders>
-            <w:shd w:fill="3949AB" w:val="clear"/>
-            <w:tcMar>
-              <w:top w:type="dxa" w:w="80"/>
-              <w:left w:type="dxa" w:w="160"/>
-              <w:bottom w:type="dxa" w:w="80"/>
-              <w:right w:type="dxa" w:w="160"/>
-            </w:tcMar>
-          </w:tcPr>
-          <w:p>
-            <w:r>
-              <w:rPr>
-                <w:rFonts w:ascii="Arial" w:cs="Arial" w:eastAsia="Arial" w:hAnsi="Arial"/>
-                <w:b/>
-                <w:bCs/>
-                <w:color w:val="FFFFFF"/>
-                <w:sz w:val="20"/>
-                <w:szCs w:val="20"/>
-              </w:rPr>
-              <w:t xml:space="preserve">📸 Foto recuperada y su historial de versiones</w:t>
-            </w:r>
-          </w:p>
-        </w:tc>
-      </w:tr>
-      <w:tr>
         <w:trPr>
-          <w:trHeight w:val="2400"/>
+          <w:trHeight w:val="480"/>
         </w:trPr>
         <w:tc>
           <w:tcPr>
@@ -1137,26 +987,115 @@
             </w:tcBorders>
             <w:shd w:fill="FAFAFA" w:val="clear"/>
             <w:tcMar>
-              <w:top w:type="dxa" w:w="80"/>
-              <w:left w:type="dxa" w:w="160"/>
-              <w:bottom w:type="dxa" w:w="80"/>
-              <w:right w:type="dxa" w:w="160"/>
-            </w:tcMar>
-          </w:tcPr>
-          <w:p>
-            <w:pPr>
-              <w:jc w:val="center"/>
-            </w:pPr>
-            <w:r>
-              <w:rPr>
-                <w:rFonts w:ascii="Arial" w:cs="Arial" w:eastAsia="Arial" w:hAnsi="Arial"/>
-                <w:i/>
-                <w:iCs/>
-                <w:color w:val="757575"/>
-                <w:sz w:val="20"/>
-                <w:szCs w:val="20"/>
-              </w:rPr>
-              <w:t xml:space="preserve">[Pega aquí la captura de pantalla]</w:t>
+              <w:top w:type="dxa" w:w="60"/>
+              <w:left w:type="dxa" w:w="160"/>
+              <w:bottom w:type="dxa" w:w="60"/>
+              <w:right w:type="dxa" w:w="160"/>
+            </w:tcMar>
+          </w:tcPr>
+          <w:p>
+            <w:r>
+              <w:rPr>
+                <w:sz w:val="22"/>
+                <w:szCs w:val="22"/>
+              </w:rPr>
+              <w:t xml:space="preserve"/>
+            </w:r>
+          </w:p>
+        </w:tc>
+      </w:tr>
+      <w:tr>
+        <w:trPr>
+          <w:trHeight w:val="480"/>
+        </w:trPr>
+        <w:tc>
+          <w:tcPr>
+            <w:tcW w:type="dxa" w:w="9638"/>
+            <w:tcBorders>
+              <w:top w:val="single" w:color="E0E0E0" w:sz="4"/>
+              <w:left w:val="single" w:color="E0E0E0" w:sz="4"/>
+              <w:bottom w:val="single" w:color="E0E0E0" w:sz="4"/>
+              <w:right w:val="single" w:color="E0E0E0" w:sz="4"/>
+            </w:tcBorders>
+            <w:shd w:fill="FAFAFA" w:val="clear"/>
+            <w:tcMar>
+              <w:top w:type="dxa" w:w="60"/>
+              <w:left w:type="dxa" w:w="160"/>
+              <w:bottom w:type="dxa" w:w="60"/>
+              <w:right w:type="dxa" w:w="160"/>
+            </w:tcMar>
+          </w:tcPr>
+          <w:p>
+            <w:r>
+              <w:rPr>
+                <w:sz w:val="22"/>
+                <w:szCs w:val="22"/>
+              </w:rPr>
+              <w:t xml:space="preserve"/>
+            </w:r>
+          </w:p>
+        </w:tc>
+      </w:tr>
+      <w:tr>
+        <w:trPr>
+          <w:trHeight w:val="480"/>
+        </w:trPr>
+        <w:tc>
+          <w:tcPr>
+            <w:tcW w:type="dxa" w:w="9638"/>
+            <w:tcBorders>
+              <w:top w:val="single" w:color="E0E0E0" w:sz="4"/>
+              <w:left w:val="single" w:color="E0E0E0" w:sz="4"/>
+              <w:bottom w:val="single" w:color="E0E0E0" w:sz="4"/>
+              <w:right w:val="single" w:color="E0E0E0" w:sz="4"/>
+            </w:tcBorders>
+            <w:shd w:fill="FAFAFA" w:val="clear"/>
+            <w:tcMar>
+              <w:top w:type="dxa" w:w="60"/>
+              <w:left w:type="dxa" w:w="160"/>
+              <w:bottom w:type="dxa" w:w="60"/>
+              <w:right w:type="dxa" w:w="160"/>
+            </w:tcMar>
+          </w:tcPr>
+          <w:p>
+            <w:r>
+              <w:rPr>
+                <w:sz w:val="22"/>
+                <w:szCs w:val="22"/>
+              </w:rPr>
+              <w:t xml:space="preserve"/>
+            </w:r>
+          </w:p>
+        </w:tc>
+      </w:tr>
+      <w:tr>
+        <w:trPr>
+          <w:trHeight w:val="480"/>
+        </w:trPr>
+        <w:tc>
+          <w:tcPr>
+            <w:tcW w:type="dxa" w:w="9638"/>
+            <w:tcBorders>
+              <w:top w:val="single" w:color="E0E0E0" w:sz="4"/>
+              <w:left w:val="single" w:color="E0E0E0" w:sz="4"/>
+              <w:bottom w:val="single" w:color="E0E0E0" w:sz="4"/>
+              <w:right w:val="single" w:color="E0E0E0" w:sz="4"/>
+            </w:tcBorders>
+            <w:shd w:fill="FAFAFA" w:val="clear"/>
+            <w:tcMar>
+              <w:top w:type="dxa" w:w="60"/>
+              <w:left w:type="dxa" w:w="160"/>
+              <w:bottom w:type="dxa" w:w="60"/>
+              <w:right w:type="dxa" w:w="160"/>
+            </w:tcMar>
+          </w:tcPr>
+          <w:p>
+            <w:r>
+              <w:rPr>
+                <w:sz w:val="22"/>
+                <w:szCs w:val="22"/>
+              </w:rPr>
+              <w:t xml:space="preserve"/>
             </w:r>
           </w:p>
         </w:tc>
@@ -1164,7 +1103,35 @@
     </w:tbl>
     <w:p>
       <w:pPr>
-        <w:spacing w:after="160"/>
+        <w:spacing w:after="200"/>
+      </w:pPr>
+    </w:p>
+    <w:p>
+      <w:r>
+        <w:br w:type="page"/>
+      </w:r>
+    </w:p>
+    <w:p>
+      <w:pPr>
+        <w:shd w:fill="3949AB" w:val="clear"/>
+        <w:spacing w:after="0" w:before="320"/>
+        <w:ind w:left="200" w:right="200"/>
+      </w:pPr>
+      <w:r>
+        <w:rPr>
+          <w:rFonts w:ascii="Arial" w:cs="Arial" w:eastAsia="Arial" w:hAnsi="Arial"/>
+          <w:b/>
+          <w:bCs/>
+          <w:color w:val="FFFFFF"/>
+          <w:sz w:val="26"/>
+          <w:szCs w:val="26"/>
+        </w:rPr>
+        <w:t xml:space="preserve">Parte B — Reto: recuperar, acceder por HTTP y decidir por coste</w:t>
+      </w:r>
+    </w:p>
+    <w:p>
+      <w:pPr>
+        <w:spacing w:after="120"/>
       </w:pPr>
     </w:p>
     <w:p>
@@ -1183,7 +1150,7 @@
           <w:sz w:val="24"/>
           <w:szCs w:val="24"/>
         </w:rPr>
-        <w:t xml:space="preserve">Amplía en caliente de verdad</w:t>
+        <w:t xml:space="preserve">Recupera lo irrecuperable</w:t>
       </w:r>
     </w:p>
     <w:p>
@@ -1197,7 +1164,7 @@
           <w:sz w:val="22"/>
           <w:szCs w:val="22"/>
         </w:rPr>
-        <w:t xml:space="preserve">Sin reiniciar la instancia ni cortar el servicio, consigue que el sistema de ficheros del sistema operativo reconozca el nuevo tamaño del volumen. Demuestra con un comando dentro de la instancia que el nuevo espacio ya está disponible para escribir.</w:t>
+        <w:t xml:space="preserve">Borra 'por accidente' una foto del bucket versionado del Paso 1, y recupérala sin perder ni una versión. Documenta cómo lo has hecho.</w:t>
       </w:r>
     </w:p>
     <w:tbl>
@@ -1243,7 +1210,226 @@
                 <w:sz w:val="20"/>
                 <w:szCs w:val="20"/>
               </w:rPr>
-              <w:t xml:space="preserve">📸 Comando dentro de la instancia mostrando el nuevo tamaño disponible</w:t>
+              <w:t xml:space="preserve">📸 Historial de versiones con el marcador de eliminación todavía presente</w:t>
+            </w:r>
+          </w:p>
+        </w:tc>
+      </w:tr>
+      <w:tr>
+        <w:trPr>
+          <w:trHeight w:val="2400"/>
+        </w:trPr>
+        <w:tc>
+          <w:tcPr>
+            <w:tcW w:type="dxa" w:w="9638"/>
+            <w:tcBorders>
+              <w:top w:val="single" w:color="E0E0E0" w:sz="4"/>
+              <w:left w:val="single" w:color="E0E0E0" w:sz="4"/>
+              <w:bottom w:val="single" w:color="E0E0E0" w:sz="4"/>
+              <w:right w:val="single" w:color="E0E0E0" w:sz="4"/>
+            </w:tcBorders>
+            <w:shd w:fill="FAFAFA" w:val="clear"/>
+            <w:tcMar>
+              <w:top w:type="dxa" w:w="80"/>
+              <w:left w:type="dxa" w:w="160"/>
+              <w:bottom w:type="dxa" w:w="80"/>
+              <w:right w:type="dxa" w:w="160"/>
+            </w:tcMar>
+          </w:tcPr>
+          <w:p>
+            <w:pPr>
+              <w:jc w:val="center"/>
+            </w:pPr>
+            <w:r>
+              <w:rPr>
+                <w:rFonts w:ascii="Arial" w:cs="Arial" w:eastAsia="Arial" w:hAnsi="Arial"/>
+                <w:i/>
+                <w:iCs/>
+                <w:color w:val="757575"/>
+                <w:sz w:val="20"/>
+                <w:szCs w:val="20"/>
+              </w:rPr>
+              <w:t xml:space="preserve">[Pega aquí la captura de pantalla]</w:t>
+            </w:r>
+          </w:p>
+        </w:tc>
+      </w:tr>
+    </w:tbl>
+    <w:p>
+      <w:pPr>
+        <w:spacing w:after="120"/>
+      </w:pPr>
+    </w:p>
+    <w:tbl>
+      <w:tblPr>
+        <w:tblW w:type="dxa" w:w="9638"/>
+        <w:tblBorders>
+          <w:top w:val="single" w:color="auto" w:sz="4"/>
+          <w:left w:val="single" w:color="auto" w:sz="4"/>
+          <w:bottom w:val="single" w:color="auto" w:sz="4"/>
+          <w:right w:val="single" w:color="auto" w:sz="4"/>
+          <w:insideH w:val="single" w:color="auto" w:sz="4"/>
+          <w:insideV w:val="single" w:color="auto" w:sz="4"/>
+        </w:tblBorders>
+      </w:tblPr>
+      <w:tblGrid>
+        <w:gridCol w:w="9638"/>
+      </w:tblGrid>
+      <w:tr>
+        <w:tc>
+          <w:tcPr>
+            <w:tcW w:type="dxa" w:w="9638"/>
+            <w:tcBorders>
+              <w:top w:val="none" w:color="FFFFFF" w:sz="0"/>
+              <w:left w:val="none" w:color="FFFFFF" w:sz="0"/>
+              <w:bottom w:val="none" w:color="FFFFFF" w:sz="0"/>
+              <w:right w:val="none" w:color="FFFFFF" w:sz="0"/>
+            </w:tcBorders>
+            <w:shd w:fill="3949AB" w:val="clear"/>
+            <w:tcMar>
+              <w:top w:type="dxa" w:w="80"/>
+              <w:left w:type="dxa" w:w="160"/>
+              <w:bottom w:type="dxa" w:w="80"/>
+              <w:right w:type="dxa" w:w="160"/>
+            </w:tcMar>
+          </w:tcPr>
+          <w:p>
+            <w:r>
+              <w:rPr>
+                <w:rFonts w:ascii="Arial" w:cs="Arial" w:eastAsia="Arial" w:hAnsi="Arial"/>
+                <w:b/>
+                <w:bCs/>
+                <w:color w:val="FFFFFF"/>
+                <w:sz w:val="20"/>
+                <w:szCs w:val="20"/>
+              </w:rPr>
+              <w:t xml:space="preserve">📸 Historial de versiones después de quitar el marcador, con la foto de nuevo como versión actual</w:t>
+            </w:r>
+          </w:p>
+        </w:tc>
+      </w:tr>
+      <w:tr>
+        <w:trPr>
+          <w:trHeight w:val="2400"/>
+        </w:trPr>
+        <w:tc>
+          <w:tcPr>
+            <w:tcW w:type="dxa" w:w="9638"/>
+            <w:tcBorders>
+              <w:top w:val="single" w:color="E0E0E0" w:sz="4"/>
+              <w:left w:val="single" w:color="E0E0E0" w:sz="4"/>
+              <w:bottom w:val="single" w:color="E0E0E0" w:sz="4"/>
+              <w:right w:val="single" w:color="E0E0E0" w:sz="4"/>
+            </w:tcBorders>
+            <w:shd w:fill="FAFAFA" w:val="clear"/>
+            <w:tcMar>
+              <w:top w:type="dxa" w:w="80"/>
+              <w:left w:type="dxa" w:w="160"/>
+              <w:bottom w:type="dxa" w:w="80"/>
+              <w:right w:type="dxa" w:w="160"/>
+            </w:tcMar>
+          </w:tcPr>
+          <w:p>
+            <w:pPr>
+              <w:jc w:val="center"/>
+            </w:pPr>
+            <w:r>
+              <w:rPr>
+                <w:rFonts w:ascii="Arial" w:cs="Arial" w:eastAsia="Arial" w:hAnsi="Arial"/>
+                <w:i/>
+                <w:iCs/>
+                <w:color w:val="757575"/>
+                <w:sz w:val="20"/>
+                <w:szCs w:val="20"/>
+              </w:rPr>
+              <w:t xml:space="preserve">[Pega aquí la captura de pantalla]</w:t>
+            </w:r>
+          </w:p>
+        </w:tc>
+      </w:tr>
+    </w:tbl>
+    <w:p>
+      <w:pPr>
+        <w:spacing w:after="160"/>
+      </w:pPr>
+    </w:p>
+    <w:p>
+      <w:pPr>
+        <w:pBdr>
+          <w:bottom w:val="single" w:color="FFA000" w:sz="4" w:space="1"/>
+        </w:pBdr>
+        <w:spacing w:after="120" w:before="240"/>
+      </w:pPr>
+      <w:r>
+        <w:rPr>
+          <w:rFonts w:ascii="Arial" w:cs="Arial" w:eastAsia="Arial" w:hAnsi="Arial"/>
+          <w:b/>
+          <w:bCs/>
+          <w:color w:val="3949AB"/>
+          <w:sz w:val="24"/>
+          <w:szCs w:val="24"/>
+        </w:rPr>
+        <w:t xml:space="preserve">Accede sin pasar por la CLI</w:t>
+      </w:r>
+    </w:p>
+    <w:p>
+      <w:pPr>
+        <w:spacing w:after="100"/>
+      </w:pPr>
+      <w:r>
+        <w:rPr>
+          <w:rFonts w:ascii="Arial" w:cs="Arial" w:eastAsia="Arial" w:hAnsi="Arial"/>
+          <w:color w:val="212121"/>
+          <w:sz w:val="22"/>
+          <w:szCs w:val="22"/>
+        </w:rPr>
+        <w:t xml:space="preserve">Investiga cómo generar una URL prefirmada para una de tus fotos y ábrela directamente en el navegador, sin usar aws s3 cp. Comprueba que la URL deja de funcionar pasado el tiempo que le has dado.</w:t>
+      </w:r>
+    </w:p>
+    <w:tbl>
+      <w:tblPr>
+        <w:tblW w:type="dxa" w:w="9638"/>
+        <w:tblBorders>
+          <w:top w:val="single" w:color="auto" w:sz="4"/>
+          <w:left w:val="single" w:color="auto" w:sz="4"/>
+          <w:bottom w:val="single" w:color="auto" w:sz="4"/>
+          <w:right w:val="single" w:color="auto" w:sz="4"/>
+          <w:insideH w:val="single" w:color="auto" w:sz="4"/>
+          <w:insideV w:val="single" w:color="auto" w:sz="4"/>
+        </w:tblBorders>
+      </w:tblPr>
+      <w:tblGrid>
+        <w:gridCol w:w="9638"/>
+      </w:tblGrid>
+      <w:tr>
+        <w:tc>
+          <w:tcPr>
+            <w:tcW w:type="dxa" w:w="9638"/>
+            <w:tcBorders>
+              <w:top w:val="none" w:color="FFFFFF" w:sz="0"/>
+              <w:left w:val="none" w:color="FFFFFF" w:sz="0"/>
+              <w:bottom w:val="none" w:color="FFFFFF" w:sz="0"/>
+              <w:right w:val="none" w:color="FFFFFF" w:sz="0"/>
+            </w:tcBorders>
+            <w:shd w:fill="3949AB" w:val="clear"/>
+            <w:tcMar>
+              <w:top w:type="dxa" w:w="80"/>
+              <w:left w:type="dxa" w:w="160"/>
+              <w:bottom w:type="dxa" w:w="80"/>
+              <w:right w:type="dxa" w:w="160"/>
+            </w:tcMar>
+          </w:tcPr>
+          <w:p>
+            <w:r>
+              <w:rPr>
+                <w:rFonts w:ascii="Arial" w:cs="Arial" w:eastAsia="Arial" w:hAnsi="Arial"/>
+                <w:b/>
+                <w:bCs/>
+                <w:color w:val="FFFFFF"/>
+                <w:sz w:val="20"/>
+                <w:szCs w:val="20"/>
+              </w:rPr>
+              <w:t xml:space="preserve">📸 La foto abierta en el navegador desde la URL prefirmada</w:t>
             </w:r>
           </w:p>
         </w:tc>
@@ -1323,8 +1509,287 @@
           <w:sz w:val="22"/>
           <w:szCs w:val="22"/>
         </w:rPr>
-        <w:t xml:space="preserve">Para tres casos de uso (fotos de asistentes ya archivadas, listado de control de acceso consultado constantemente durante el evento, copia de seguridad diaria de la base de datos de reservas), elige familia y clase de almacenamiento calculando coste estimado por GB y por operación. Justifica cada elección.</w:t>
+        <w:t xml:space="preserve">Para tres casos de uso con cantidades concretas (fotos ya archivadas: 80 GB, ~50 lecturas/mes; listado de control de acceso: 2 GB, ~5.000 lecturas/mes; copia de seguridad diaria de la BD: 150 GB, 30 escrituras/mes), elige familia y clase de almacenamiento y calcula con la calculadora oficial de AWS el coste mensual estimado real de cada uno, no solo el precio por GB. Justifica cada elección.</w:t>
       </w:r>
+    </w:p>
+    <w:tbl>
+      <w:tblPr>
+        <w:tblW w:type="dxa" w:w="9638"/>
+        <w:tblBorders>
+          <w:top w:val="single" w:color="auto" w:sz="4"/>
+          <w:left w:val="single" w:color="auto" w:sz="4"/>
+          <w:bottom w:val="single" w:color="auto" w:sz="4"/>
+          <w:right w:val="single" w:color="auto" w:sz="4"/>
+          <w:insideH w:val="single" w:color="auto" w:sz="4"/>
+          <w:insideV w:val="single" w:color="auto" w:sz="4"/>
+        </w:tblBorders>
+      </w:tblPr>
+      <w:tblGrid>
+        <w:gridCol w:w="9638"/>
+      </w:tblGrid>
+      <w:tr>
+        <w:tc>
+          <w:tcPr>
+            <w:tcW w:type="dxa" w:w="9638"/>
+            <w:tcBorders>
+              <w:top w:val="none" w:color="FFFFFF" w:sz="0"/>
+              <w:left w:val="none" w:color="FFFFFF" w:sz="0"/>
+              <w:bottom w:val="none" w:color="FFFFFF" w:sz="0"/>
+              <w:right w:val="none" w:color="FFFFFF" w:sz="0"/>
+            </w:tcBorders>
+            <w:shd w:fill="3949AB" w:val="clear"/>
+            <w:tcMar>
+              <w:top w:type="dxa" w:w="80"/>
+              <w:left w:type="dxa" w:w="160"/>
+              <w:bottom w:type="dxa" w:w="80"/>
+              <w:right w:type="dxa" w:w="160"/>
+            </w:tcMar>
+          </w:tcPr>
+          <w:p>
+            <w:r>
+              <w:rPr>
+                <w:rFonts w:ascii="Arial" w:cs="Arial" w:eastAsia="Arial" w:hAnsi="Arial"/>
+                <w:b/>
+                <w:bCs/>
+                <w:color w:val="FFFFFF"/>
+                <w:sz w:val="20"/>
+                <w:szCs w:val="20"/>
+              </w:rPr>
+              <w:t xml:space="preserve">📸 Calculadora de AWS: resultado para las fotos ya archivadas</w:t>
+            </w:r>
+          </w:p>
+        </w:tc>
+      </w:tr>
+      <w:tr>
+        <w:trPr>
+          <w:trHeight w:val="2400"/>
+        </w:trPr>
+        <w:tc>
+          <w:tcPr>
+            <w:tcW w:type="dxa" w:w="9638"/>
+            <w:tcBorders>
+              <w:top w:val="single" w:color="E0E0E0" w:sz="4"/>
+              <w:left w:val="single" w:color="E0E0E0" w:sz="4"/>
+              <w:bottom w:val="single" w:color="E0E0E0" w:sz="4"/>
+              <w:right w:val="single" w:color="E0E0E0" w:sz="4"/>
+            </w:tcBorders>
+            <w:shd w:fill="FAFAFA" w:val="clear"/>
+            <w:tcMar>
+              <w:top w:type="dxa" w:w="80"/>
+              <w:left w:type="dxa" w:w="160"/>
+              <w:bottom w:type="dxa" w:w="80"/>
+              <w:right w:type="dxa" w:w="160"/>
+            </w:tcMar>
+          </w:tcPr>
+          <w:p>
+            <w:pPr>
+              <w:jc w:val="center"/>
+            </w:pPr>
+            <w:r>
+              <w:rPr>
+                <w:rFonts w:ascii="Arial" w:cs="Arial" w:eastAsia="Arial" w:hAnsi="Arial"/>
+                <w:i/>
+                <w:iCs/>
+                <w:color w:val="757575"/>
+                <w:sz w:val="20"/>
+                <w:szCs w:val="20"/>
+              </w:rPr>
+              <w:t xml:space="preserve">[Pega aquí la captura de pantalla]</w:t>
+            </w:r>
+          </w:p>
+        </w:tc>
+      </w:tr>
+    </w:tbl>
+    <w:p>
+      <w:pPr>
+        <w:spacing w:after="120"/>
+      </w:pPr>
+    </w:p>
+    <w:tbl>
+      <w:tblPr>
+        <w:tblW w:type="dxa" w:w="9638"/>
+        <w:tblBorders>
+          <w:top w:val="single" w:color="auto" w:sz="4"/>
+          <w:left w:val="single" w:color="auto" w:sz="4"/>
+          <w:bottom w:val="single" w:color="auto" w:sz="4"/>
+          <w:right w:val="single" w:color="auto" w:sz="4"/>
+          <w:insideH w:val="single" w:color="auto" w:sz="4"/>
+          <w:insideV w:val="single" w:color="auto" w:sz="4"/>
+        </w:tblBorders>
+      </w:tblPr>
+      <w:tblGrid>
+        <w:gridCol w:w="9638"/>
+      </w:tblGrid>
+      <w:tr>
+        <w:tc>
+          <w:tcPr>
+            <w:tcW w:type="dxa" w:w="9638"/>
+            <w:tcBorders>
+              <w:top w:val="none" w:color="FFFFFF" w:sz="0"/>
+              <w:left w:val="none" w:color="FFFFFF" w:sz="0"/>
+              <w:bottom w:val="none" w:color="FFFFFF" w:sz="0"/>
+              <w:right w:val="none" w:color="FFFFFF" w:sz="0"/>
+            </w:tcBorders>
+            <w:shd w:fill="3949AB" w:val="clear"/>
+            <w:tcMar>
+              <w:top w:type="dxa" w:w="80"/>
+              <w:left w:type="dxa" w:w="160"/>
+              <w:bottom w:type="dxa" w:w="80"/>
+              <w:right w:type="dxa" w:w="160"/>
+            </w:tcMar>
+          </w:tcPr>
+          <w:p>
+            <w:r>
+              <w:rPr>
+                <w:rFonts w:ascii="Arial" w:cs="Arial" w:eastAsia="Arial" w:hAnsi="Arial"/>
+                <w:b/>
+                <w:bCs/>
+                <w:color w:val="FFFFFF"/>
+                <w:sz w:val="20"/>
+                <w:szCs w:val="20"/>
+              </w:rPr>
+              <w:t xml:space="preserve">📸 Calculadora de AWS: resultado para el listado de control de acceso</w:t>
+            </w:r>
+          </w:p>
+        </w:tc>
+      </w:tr>
+      <w:tr>
+        <w:trPr>
+          <w:trHeight w:val="2400"/>
+        </w:trPr>
+        <w:tc>
+          <w:tcPr>
+            <w:tcW w:type="dxa" w:w="9638"/>
+            <w:tcBorders>
+              <w:top w:val="single" w:color="E0E0E0" w:sz="4"/>
+              <w:left w:val="single" w:color="E0E0E0" w:sz="4"/>
+              <w:bottom w:val="single" w:color="E0E0E0" w:sz="4"/>
+              <w:right w:val="single" w:color="E0E0E0" w:sz="4"/>
+            </w:tcBorders>
+            <w:shd w:fill="FAFAFA" w:val="clear"/>
+            <w:tcMar>
+              <w:top w:type="dxa" w:w="80"/>
+              <w:left w:type="dxa" w:w="160"/>
+              <w:bottom w:type="dxa" w:w="80"/>
+              <w:right w:type="dxa" w:w="160"/>
+            </w:tcMar>
+          </w:tcPr>
+          <w:p>
+            <w:pPr>
+              <w:jc w:val="center"/>
+            </w:pPr>
+            <w:r>
+              <w:rPr>
+                <w:rFonts w:ascii="Arial" w:cs="Arial" w:eastAsia="Arial" w:hAnsi="Arial"/>
+                <w:i/>
+                <w:iCs/>
+                <w:color w:val="757575"/>
+                <w:sz w:val="20"/>
+                <w:szCs w:val="20"/>
+              </w:rPr>
+              <w:t xml:space="preserve">[Pega aquí la captura de pantalla]</w:t>
+            </w:r>
+          </w:p>
+        </w:tc>
+      </w:tr>
+    </w:tbl>
+    <w:p>
+      <w:pPr>
+        <w:spacing w:after="120"/>
+      </w:pPr>
+    </w:p>
+    <w:tbl>
+      <w:tblPr>
+        <w:tblW w:type="dxa" w:w="9638"/>
+        <w:tblBorders>
+          <w:top w:val="single" w:color="auto" w:sz="4"/>
+          <w:left w:val="single" w:color="auto" w:sz="4"/>
+          <w:bottom w:val="single" w:color="auto" w:sz="4"/>
+          <w:right w:val="single" w:color="auto" w:sz="4"/>
+          <w:insideH w:val="single" w:color="auto" w:sz="4"/>
+          <w:insideV w:val="single" w:color="auto" w:sz="4"/>
+        </w:tblBorders>
+      </w:tblPr>
+      <w:tblGrid>
+        <w:gridCol w:w="9638"/>
+      </w:tblGrid>
+      <w:tr>
+        <w:tc>
+          <w:tcPr>
+            <w:tcW w:type="dxa" w:w="9638"/>
+            <w:tcBorders>
+              <w:top w:val="none" w:color="FFFFFF" w:sz="0"/>
+              <w:left w:val="none" w:color="FFFFFF" w:sz="0"/>
+              <w:bottom w:val="none" w:color="FFFFFF" w:sz="0"/>
+              <w:right w:val="none" w:color="FFFFFF" w:sz="0"/>
+            </w:tcBorders>
+            <w:shd w:fill="3949AB" w:val="clear"/>
+            <w:tcMar>
+              <w:top w:type="dxa" w:w="80"/>
+              <w:left w:type="dxa" w:w="160"/>
+              <w:bottom w:type="dxa" w:w="80"/>
+              <w:right w:type="dxa" w:w="160"/>
+            </w:tcMar>
+          </w:tcPr>
+          <w:p>
+            <w:r>
+              <w:rPr>
+                <w:rFonts w:ascii="Arial" w:cs="Arial" w:eastAsia="Arial" w:hAnsi="Arial"/>
+                <w:b/>
+                <w:bCs/>
+                <w:color w:val="FFFFFF"/>
+                <w:sz w:val="20"/>
+                <w:szCs w:val="20"/>
+              </w:rPr>
+              <w:t xml:space="preserve">📸 Calculadora de AWS: resultado para la copia de seguridad de la BD</w:t>
+            </w:r>
+          </w:p>
+        </w:tc>
+      </w:tr>
+      <w:tr>
+        <w:trPr>
+          <w:trHeight w:val="2400"/>
+        </w:trPr>
+        <w:tc>
+          <w:tcPr>
+            <w:tcW w:type="dxa" w:w="9638"/>
+            <w:tcBorders>
+              <w:top w:val="single" w:color="E0E0E0" w:sz="4"/>
+              <w:left w:val="single" w:color="E0E0E0" w:sz="4"/>
+              <w:bottom w:val="single" w:color="E0E0E0" w:sz="4"/>
+              <w:right w:val="single" w:color="E0E0E0" w:sz="4"/>
+            </w:tcBorders>
+            <w:shd w:fill="FAFAFA" w:val="clear"/>
+            <w:tcMar>
+              <w:top w:type="dxa" w:w="80"/>
+              <w:left w:type="dxa" w:w="160"/>
+              <w:bottom w:type="dxa" w:w="80"/>
+              <w:right w:type="dxa" w:w="160"/>
+            </w:tcMar>
+          </w:tcPr>
+          <w:p>
+            <w:pPr>
+              <w:jc w:val="center"/>
+            </w:pPr>
+            <w:r>
+              <w:rPr>
+                <w:rFonts w:ascii="Arial" w:cs="Arial" w:eastAsia="Arial" w:hAnsi="Arial"/>
+                <w:i/>
+                <w:iCs/>
+                <w:color w:val="757575"/>
+                <w:sz w:val="20"/>
+                <w:szCs w:val="20"/>
+              </w:rPr>
+              <w:t xml:space="preserve">[Pega aquí la captura de pantalla]</w:t>
+            </w:r>
+          </w:p>
+        </w:tc>
+      </w:tr>
+    </w:tbl>
+    <w:p>
+      <w:pPr>
+        <w:spacing w:after="120"/>
+      </w:pPr>
     </w:p>
     <w:tbl>
       <w:tblPr>
@@ -1443,7 +1908,7 @@
                 <w:sz w:val="20"/>
                 <w:szCs w:val="20"/>
               </w:rPr>
-              <w:t xml:space="preserve">Coste estimado</w:t>
+              <w:t xml:space="preserve">Coste mensual estimado</w:t>
             </w:r>
           </w:p>
         </w:tc>
